--- a/Day2/Day 2 summary.docx
+++ b/Day2/Day 2 summary.docx
@@ -1193,11 +1193,6 @@
       <w:r>
         <w:t>Successfully completed Day 2 by learning Python fundamentals and applying them through hands-on coding exercises. Gained confidence in using variables, data types, conditional statements, loops, and basic problem-solving techniques. The knowledge and practice acquired provide a strong foundation for advanced Python programming and future AI development tasks.</w:t>
       </w:r>
-    </w:p>
-    <w:p>
-      <w:pPr>
-        <w:jc w:val="both"/>
-      </w:pPr>
     </w:p>
     <w:sectPr>
       <w:pgSz w:w="11906" w:h="16838"/>
